--- a/Test.docx
+++ b/Test.docx
@@ -11993,17 +11993,16 @@
         <w:tblStyle w:val="Table"/>
         <w:tblLook w:firstRow="0" w:lastRow="0" w:firstColumn="0" w:lastColumn="0" w:noHBand="0" w:noVBand="0" w:val="0000"/>
         <w:tblBorders>
+          <w:top w:val="single" w:sz="4" w:space="0" w:color="0758E5"/>
           <w:left w:val="single" w:sz="24" w:space="0" w:color="0758E5"/>
+          <w:bottom w:val="single" w:sz="4" w:space="0" w:color="0758E5"/>
           <w:right w:val="single" w:sz="4" w:space="0" w:color="0758E5"/>
-          <w:top w:val="single" w:sz="4" w:space="0" w:color="0758E5"/>
-          <w:bottom w:val="single" w:sz="4" w:space="0" w:color="0758E5"/>
         </w:tblBorders>
         <w:tblCellMar>
           <w:left w:w="144" w:type="dxa"/>
           <w:right w:w="144" w:type="dxa"/>
         </w:tblCellMar>
-        <w:tblInd w:w="164" w:type="dxa"/>
-        <w:tblW w:type="pct" w:w="100%"/>
+        <w:tblLook w:firstRow="0" w:lastRow="0" w:firstColumn="0" w:lastColumn="0" w:noHBand="0" w:noVBand="0" w:val="0000"/>
       </w:tblPr>
       <w:tr>
         <w:trPr>
@@ -12035,7 +12034,7 @@
                     <a:graphicData uri="http://schemas.openxmlformats.org/drawingml/2006/picture">
                       <pic:pic>
                         <pic:nvPicPr>
-                          <pic:cNvPr descr="C:\Users\vijgia\AppData\Local\Programs\Quarto\share\formats\docx\note.png" id="89" name="Picture"/>
+                          <pic:cNvPr descr="C:\Program Files\Quarto\share\formats\docx\note.png" id="89" name="Picture"/>
                           <pic:cNvPicPr>
                             <a:picLocks noChangeArrowheads="1" noChangeAspect="1"/>
                           </pic:cNvPicPr>
@@ -12116,6 +12115,7 @@
               <w:t xml:space="preserve">character.</w:t>
             </w:r>
           </w:p>
+          <w:p/>
         </w:tc>
       </w:tr>
     </w:tbl>
@@ -12144,17 +12144,16 @@
         <w:tblStyle w:val="Table"/>
         <w:tblLook w:firstRow="0" w:lastRow="0" w:firstColumn="0" w:lastColumn="0" w:noHBand="0" w:noVBand="0" w:val="0000"/>
         <w:tblBorders>
+          <w:top w:val="single" w:sz="4" w:space="0" w:color="CC1914"/>
           <w:left w:val="single" w:sz="24" w:space="0" w:color="CC1914"/>
+          <w:bottom w:val="single" w:sz="4" w:space="0" w:color="CC1914"/>
           <w:right w:val="single" w:sz="4" w:space="0" w:color="CC1914"/>
-          <w:top w:val="single" w:sz="4" w:space="0" w:color="CC1914"/>
-          <w:bottom w:val="single" w:sz="4" w:space="0" w:color="CC1914"/>
         </w:tblBorders>
         <w:tblCellMar>
           <w:left w:w="144" w:type="dxa"/>
           <w:right w:w="144" w:type="dxa"/>
         </w:tblCellMar>
-        <w:tblInd w:w="164" w:type="dxa"/>
-        <w:tblW w:type="pct" w:w="100%"/>
+        <w:tblLook w:firstRow="0" w:lastRow="0" w:firstColumn="0" w:lastColumn="0" w:noHBand="0" w:noVBand="0" w:val="0000"/>
       </w:tblPr>
       <w:tr>
         <w:trPr>
@@ -12186,7 +12185,7 @@
                     <a:graphicData uri="http://schemas.openxmlformats.org/drawingml/2006/picture">
                       <pic:pic>
                         <pic:nvPicPr>
-                          <pic:cNvPr descr="C:\Users\vijgia\AppData\Local\Programs\Quarto\share\formats\docx\important.png" id="92" name="Picture"/>
+                          <pic:cNvPr descr="C:\Program Files\Quarto\share\formats\docx\important.png" id="92" name="Picture"/>
                           <pic:cNvPicPr>
                             <a:picLocks noChangeArrowheads="1" noChangeAspect="1"/>
                           </pic:cNvPicPr>
@@ -12267,6 +12266,7 @@
               <w:t xml:space="preserve">character. So the previous examples would look like this:</w:t>
             </w:r>
           </w:p>
+          <w:p/>
         </w:tc>
       </w:tr>
     </w:tbl>
@@ -12307,17 +12307,16 @@
         <w:tblStyle w:val="Table"/>
         <w:tblLook w:firstRow="0" w:lastRow="0" w:firstColumn="0" w:lastColumn="0" w:noHBand="0" w:noVBand="0" w:val="0000"/>
         <w:tblBorders>
+          <w:top w:val="single" w:sz="4" w:space="0" w:color="0758E5"/>
           <w:left w:val="single" w:sz="24" w:space="0" w:color="0758E5"/>
+          <w:bottom w:val="single" w:sz="4" w:space="0" w:color="0758E5"/>
           <w:right w:val="single" w:sz="4" w:space="0" w:color="0758E5"/>
-          <w:top w:val="single" w:sz="4" w:space="0" w:color="0758E5"/>
-          <w:bottom w:val="single" w:sz="4" w:space="0" w:color="0758E5"/>
         </w:tblBorders>
         <w:tblCellMar>
           <w:left w:w="144" w:type="dxa"/>
           <w:right w:w="144" w:type="dxa"/>
         </w:tblCellMar>
-        <w:tblInd w:w="164" w:type="dxa"/>
-        <w:tblW w:type="pct" w:w="100%"/>
+        <w:tblLook w:firstRow="0" w:lastRow="0" w:firstColumn="0" w:lastColumn="0" w:noHBand="0" w:noVBand="0" w:val="0000"/>
       </w:tblPr>
       <w:tr>
         <w:trPr>
@@ -12349,7 +12348,7 @@
                     <a:graphicData uri="http://schemas.openxmlformats.org/drawingml/2006/picture">
                       <pic:pic>
                         <pic:nvPicPr>
-                          <pic:cNvPr descr="C:\Users\vijgia\AppData\Local\Programs\Quarto\share\formats\docx\note.png" id="94" name="Picture"/>
+                          <pic:cNvPr descr="C:\Program Files\Quarto\share\formats\docx\note.png" id="94" name="Picture"/>
                           <pic:cNvPicPr>
                             <a:picLocks noChangeArrowheads="1" noChangeAspect="1"/>
                           </pic:cNvPicPr>
@@ -12424,6 +12423,7 @@
               <w:t xml:space="preserve">) get transcribed in bold to set the limits of a section.</w:t>
             </w:r>
           </w:p>
+          <w:p/>
         </w:tc>
       </w:tr>
     </w:tbl>
@@ -12444,17 +12444,16 @@
         <w:tblStyle w:val="Table"/>
         <w:tblLook w:firstRow="0" w:lastRow="0" w:firstColumn="0" w:lastColumn="0" w:noHBand="0" w:noVBand="0" w:val="0000"/>
         <w:tblBorders>
+          <w:top w:val="single" w:sz="4" w:space="0" w:color="00A047"/>
           <w:left w:val="single" w:sz="24" w:space="0" w:color="00A047"/>
+          <w:bottom w:val="single" w:sz="4" w:space="0" w:color="00A047"/>
           <w:right w:val="single" w:sz="4" w:space="0" w:color="00A047"/>
-          <w:top w:val="single" w:sz="4" w:space="0" w:color="00A047"/>
-          <w:bottom w:val="single" w:sz="4" w:space="0" w:color="00A047"/>
         </w:tblBorders>
         <w:tblCellMar>
           <w:left w:w="144" w:type="dxa"/>
           <w:right w:w="144" w:type="dxa"/>
         </w:tblCellMar>
-        <w:tblInd w:w="164" w:type="dxa"/>
-        <w:tblW w:type="pct" w:w="100%"/>
+        <w:tblLook w:firstRow="0" w:lastRow="0" w:firstColumn="0" w:lastColumn="0" w:noHBand="0" w:noVBand="0" w:val="0000"/>
       </w:tblPr>
       <w:tr>
         <w:trPr>
@@ -12486,7 +12485,7 @@
                     <a:graphicData uri="http://schemas.openxmlformats.org/drawingml/2006/picture">
                       <pic:pic>
                         <pic:nvPicPr>
-                          <pic:cNvPr descr="C:\Users\vijgia\AppData\Local\Programs\Quarto\share\formats\docx\tip.png" id="97" name="Picture"/>
+                          <pic:cNvPr descr="C:\Program Files\Quarto\share\formats\docx\tip.png" id="97" name="Picture"/>
                           <pic:cNvPicPr>
                             <a:picLocks noChangeArrowheads="1" noChangeAspect="1"/>
                           </pic:cNvPicPr>
@@ -12597,6 +12596,7 @@
               <w:t xml:space="preserve">spaces for longer sentences. This renders the long blocks of text neatly separated.</w:t>
             </w:r>
           </w:p>
+          <w:p/>
         </w:tc>
       </w:tr>
     </w:tbl>
@@ -13536,15 +13536,15 @@
     <w:tbl>
       <w:tblPr>
         <w:tblStyle w:val="Table"/>
-        <w:tblW w:type="pct" w:w="5000"/>
+        <w:tblW w:type="pct" w:w="4905"/>
         <w:tblLayout w:type="fixed"/>
         <w:tblLook w:firstRow="1" w:lastRow="0" w:firstColumn="0" w:lastColumn="0" w:noHBand="0" w:noVBand="0" w:val="0020"/>
       </w:tblPr>
       <w:tblGrid>
-        <w:gridCol w:w="2310"/>
-        <w:gridCol w:w="1870"/>
-        <w:gridCol w:w="1870"/>
-        <w:gridCol w:w="1870"/>
+        <w:gridCol w:w="3846"/>
+        <w:gridCol w:w="1282"/>
+        <w:gridCol w:w="1357"/>
+        <w:gridCol w:w="1282"/>
       </w:tblGrid>
       <w:tr>
         <w:trPr>
@@ -14113,14 +14113,14 @@
     <w:tbl>
       <w:tblPr>
         <w:tblStyle w:val="Table"/>
-        <w:tblW w:type="pct" w:w="5000"/>
+        <w:tblW w:type="pct" w:w="4942"/>
         <w:tblLayout w:type="fixed"/>
         <w:tblLook w:firstRow="1" w:lastRow="0" w:firstColumn="0" w:lastColumn="0" w:noHBand="0" w:noVBand="0" w:val="0020"/>
       </w:tblPr>
       <w:tblGrid>
-        <w:gridCol w:w="1980"/>
-        <w:gridCol w:w="2970"/>
-        <w:gridCol w:w="2970"/>
+        <w:gridCol w:w="1749"/>
+        <w:gridCol w:w="3131"/>
+        <w:gridCol w:w="2946"/>
       </w:tblGrid>
       <w:tr>
         <w:trPr>
@@ -14332,49 +14332,56 @@
       </w:r>
       <m:oMath>
         <m:r>
+          <m:rPr>
+            <m:sty m:val="p"/>
+          </m:rPr>
           <m:t>Γ</m:t>
         </m:r>
-        <m:d>
-          <m:dPr>
-            <m:begChr m:val="("/>
-            <m:sepChr m:val=""/>
-            <m:endChr m:val=")"/>
-            <m:grow/>
-          </m:dPr>
-          <m:e>
-            <m:r>
-              <m:t>n</m:t>
-            </m:r>
-          </m:e>
-        </m:d>
+        <m:r>
+          <m:rPr>
+            <m:sty m:val="p"/>
+          </m:rPr>
+          <m:t>(</m:t>
+        </m:r>
+        <m:r>
+          <m:t>n</m:t>
+        </m:r>
+        <m:r>
+          <m:rPr>
+            <m:sty m:val="p"/>
+          </m:rPr>
+          <m:t>)</m:t>
+        </m:r>
         <m:r>
           <m:rPr>
             <m:sty m:val="p"/>
           </m:rPr>
           <m:t>=</m:t>
         </m:r>
-        <m:d>
-          <m:dPr>
-            <m:begChr m:val="("/>
-            <m:sepChr m:val=""/>
-            <m:endChr m:val=")"/>
-            <m:grow/>
-          </m:dPr>
-          <m:e>
-            <m:r>
-              <m:t>n</m:t>
-            </m:r>
-            <m:r>
-              <m:rPr>
-                <m:sty m:val="p"/>
-              </m:rPr>
-              <m:t>−</m:t>
-            </m:r>
-            <m:r>
-              <m:t>1</m:t>
-            </m:r>
-          </m:e>
-        </m:d>
+        <m:r>
+          <m:rPr>
+            <m:sty m:val="p"/>
+          </m:rPr>
+          <m:t>(</m:t>
+        </m:r>
+        <m:r>
+          <m:t>n</m:t>
+        </m:r>
+        <m:r>
+          <m:rPr>
+            <m:sty m:val="p"/>
+          </m:rPr>
+          <m:t>−</m:t>
+        </m:r>
+        <m:r>
+          <m:t>1</m:t>
+        </m:r>
+        <m:r>
+          <m:rPr>
+            <m:sty m:val="p"/>
+          </m:rPr>
+          <m:t>)</m:t>
+        </m:r>
         <m:r>
           <m:rPr>
             <m:sty m:val="p"/>
@@ -14401,8 +14408,8 @@
         </m:r>
         <m:r>
           <m:rPr>
+            <m:scr m:val="double-struck"/>
             <m:sty m:val="p"/>
-            <m:scr m:val="double-struck"/>
           </m:rPr>
           <m:t>N</m:t>
         </m:r>
@@ -14424,21 +14431,26 @@
         </m:oMathParaPr>
         <m:oMath>
           <m:r>
+            <m:rPr>
+              <m:sty m:val="p"/>
+            </m:rPr>
             <m:t>Γ</m:t>
           </m:r>
-          <m:d>
-            <m:dPr>
-              <m:begChr m:val="("/>
-              <m:sepChr m:val=""/>
-              <m:endChr m:val=")"/>
-              <m:grow/>
-            </m:dPr>
-            <m:e>
-              <m:r>
-                <m:t>z</m:t>
-              </m:r>
-            </m:e>
-          </m:d>
+          <m:r>
+            <m:rPr>
+              <m:sty m:val="p"/>
+            </m:rPr>
+            <m:t>(</m:t>
+          </m:r>
+          <m:r>
+            <m:t>z</m:t>
+          </m:r>
+          <m:r>
+            <m:rPr>
+              <m:sty m:val="p"/>
+            </m:rPr>
+            <m:t>)</m:t>
+          </m:r>
           <m:r>
             <m:rPr>
               <m:sty m:val="p"/>
@@ -14891,7 +14903,7 @@
       <w:r>
         <w:drawing>
           <wp:inline>
-            <wp:extent cx="5266944" cy="1682496"/>
+            <wp:extent cx="5221224" cy="1682496"/>
             <wp:effectExtent b="0" l="0" r="0" t="0"/>
             <wp:docPr descr="" title="" id="117" name="Picture"/>
             <a:graphic>
@@ -14912,7 +14924,7 @@
                   <pic:spPr bwMode="auto">
                     <a:xfrm>
                       <a:off x="0" y="0"/>
-                      <a:ext cx="5266944" cy="1682496"/>
+                      <a:ext cx="5221224" cy="1682496"/>
                     </a:xfrm>
                     <a:prstGeom prst="rect">
                       <a:avLst/>
@@ -14941,17 +14953,16 @@
         <w:tblStyle w:val="Table"/>
         <w:tblLook w:firstRow="0" w:lastRow="0" w:firstColumn="0" w:lastColumn="0" w:noHBand="0" w:noVBand="0" w:val="0000"/>
         <w:tblBorders>
+          <w:top w:val="single" w:sz="4" w:space="0" w:color="0758E5"/>
           <w:left w:val="single" w:sz="24" w:space="0" w:color="0758E5"/>
+          <w:bottom w:val="single" w:sz="4" w:space="0" w:color="0758E5"/>
           <w:right w:val="single" w:sz="4" w:space="0" w:color="0758E5"/>
-          <w:top w:val="single" w:sz="4" w:space="0" w:color="0758E5"/>
-          <w:bottom w:val="single" w:sz="4" w:space="0" w:color="0758E5"/>
         </w:tblBorders>
         <w:tblCellMar>
           <w:left w:w="144" w:type="dxa"/>
           <w:right w:w="144" w:type="dxa"/>
         </w:tblCellMar>
-        <w:tblInd w:w="164" w:type="dxa"/>
-        <w:tblW w:type="pct" w:w="100%"/>
+        <w:tblLook w:firstRow="0" w:lastRow="0" w:firstColumn="0" w:lastColumn="0" w:noHBand="0" w:noVBand="0" w:val="0000"/>
       </w:tblPr>
       <w:tr>
         <w:trPr>
@@ -14983,7 +14994,7 @@
                     <a:graphicData uri="http://schemas.openxmlformats.org/drawingml/2006/picture">
                       <pic:pic>
                         <pic:nvPicPr>
-                          <pic:cNvPr descr="C:\Users\vijgia\AppData\Local\Programs\Quarto\share\formats\docx\note.png" id="120" name="Picture"/>
+                          <pic:cNvPr descr="C:\Program Files\Quarto\share\formats\docx\note.png" id="120" name="Picture"/>
                           <pic:cNvPicPr>
                             <a:picLocks noChangeArrowheads="1" noChangeAspect="1"/>
                           </pic:cNvPicPr>
@@ -15049,6 +15060,7 @@
               <w:t xml:space="preserve">Note that there are five types of callouts, including: note, tip, warning, caution, and important.</w:t>
             </w:r>
           </w:p>
+          <w:p/>
         </w:tc>
       </w:tr>
     </w:tbl>
@@ -15065,17 +15077,16 @@
         <w:tblStyle w:val="Table"/>
         <w:tblLook w:firstRow="0" w:lastRow="0" w:firstColumn="0" w:lastColumn="0" w:noHBand="0" w:noVBand="0" w:val="0000"/>
         <w:tblBorders>
+          <w:top w:val="single" w:sz="4" w:space="0" w:color="EB9113"/>
           <w:left w:val="single" w:sz="24" w:space="0" w:color="EB9113"/>
+          <w:bottom w:val="single" w:sz="4" w:space="0" w:color="EB9113"/>
           <w:right w:val="single" w:sz="4" w:space="0" w:color="EB9113"/>
-          <w:top w:val="single" w:sz="4" w:space="0" w:color="EB9113"/>
-          <w:bottom w:val="single" w:sz="4" w:space="0" w:color="EB9113"/>
         </w:tblBorders>
         <w:tblCellMar>
           <w:left w:w="144" w:type="dxa"/>
           <w:right w:w="144" w:type="dxa"/>
         </w:tblCellMar>
-        <w:tblInd w:w="164" w:type="dxa"/>
-        <w:tblW w:type="pct" w:w="100%"/>
+        <w:tblLook w:firstRow="0" w:lastRow="0" w:firstColumn="0" w:lastColumn="0" w:noHBand="0" w:noVBand="0" w:val="0000"/>
       </w:tblPr>
       <w:tr>
         <w:trPr>
@@ -15107,7 +15118,7 @@
                     <a:graphicData uri="http://schemas.openxmlformats.org/drawingml/2006/picture">
                       <pic:pic>
                         <pic:nvPicPr>
-                          <pic:cNvPr descr="C:\Users\vijgia\AppData\Local\Programs\Quarto\share\formats\docx\warning.png" id="123" name="Picture"/>
+                          <pic:cNvPr descr="C:\Program Files\Quarto\share\formats\docx\warning.png" id="123" name="Picture"/>
                           <pic:cNvPicPr>
                             <a:picLocks noChangeArrowheads="1" noChangeAspect="1"/>
                           </pic:cNvPicPr>
@@ -15173,6 +15184,7 @@
               <w:t xml:space="preserve">Callouts provide a simple way to attract attention, for example, to this warning.</w:t>
             </w:r>
           </w:p>
+          <w:p/>
         </w:tc>
       </w:tr>
     </w:tbl>
@@ -15189,17 +15201,16 @@
         <w:tblStyle w:val="Table"/>
         <w:tblLook w:firstRow="0" w:lastRow="0" w:firstColumn="0" w:lastColumn="0" w:noHBand="0" w:noVBand="0" w:val="0000"/>
         <w:tblBorders>
+          <w:top w:val="single" w:sz="4" w:space="0" w:color="CC1914"/>
           <w:left w:val="single" w:sz="24" w:space="0" w:color="CC1914"/>
+          <w:bottom w:val="single" w:sz="4" w:space="0" w:color="CC1914"/>
           <w:right w:val="single" w:sz="4" w:space="0" w:color="CC1914"/>
-          <w:top w:val="single" w:sz="4" w:space="0" w:color="CC1914"/>
-          <w:bottom w:val="single" w:sz="4" w:space="0" w:color="CC1914"/>
         </w:tblBorders>
         <w:tblCellMar>
           <w:left w:w="144" w:type="dxa"/>
           <w:right w:w="144" w:type="dxa"/>
         </w:tblCellMar>
-        <w:tblInd w:w="164" w:type="dxa"/>
-        <w:tblW w:type="pct" w:w="100%"/>
+        <w:tblLook w:firstRow="0" w:lastRow="0" w:firstColumn="0" w:lastColumn="0" w:noHBand="0" w:noVBand="0" w:val="0000"/>
       </w:tblPr>
       <w:tr>
         <w:trPr>
@@ -15231,7 +15242,7 @@
                     <a:graphicData uri="http://schemas.openxmlformats.org/drawingml/2006/picture">
                       <pic:pic>
                         <pic:nvPicPr>
-                          <pic:cNvPr descr="C:\Users\vijgia\AppData\Local\Programs\Quarto\share\formats\docx\important.png" id="125" name="Picture"/>
+                          <pic:cNvPr descr="C:\Program Files\Quarto\share\formats\docx\important.png" id="125" name="Picture"/>
                           <pic:cNvPicPr>
                             <a:picLocks noChangeArrowheads="1" noChangeAspect="1"/>
                           </pic:cNvPicPr>
@@ -15297,6 +15308,7 @@
               <w:t xml:space="preserve">Danger, callouts will really improve your writing.</w:t>
             </w:r>
           </w:p>
+          <w:p/>
         </w:tc>
       </w:tr>
     </w:tbl>
@@ -15313,17 +15325,16 @@
         <w:tblStyle w:val="Table"/>
         <w:tblLook w:firstRow="0" w:lastRow="0" w:firstColumn="0" w:lastColumn="0" w:noHBand="0" w:noVBand="0" w:val="0000"/>
         <w:tblBorders>
+          <w:top w:val="single" w:sz="4" w:space="0" w:color="00A047"/>
           <w:left w:val="single" w:sz="24" w:space="0" w:color="00A047"/>
+          <w:bottom w:val="single" w:sz="4" w:space="0" w:color="00A047"/>
           <w:right w:val="single" w:sz="4" w:space="0" w:color="00A047"/>
-          <w:top w:val="single" w:sz="4" w:space="0" w:color="00A047"/>
-          <w:bottom w:val="single" w:sz="4" w:space="0" w:color="00A047"/>
         </w:tblBorders>
         <w:tblCellMar>
           <w:left w:w="144" w:type="dxa"/>
           <w:right w:w="144" w:type="dxa"/>
         </w:tblCellMar>
-        <w:tblInd w:w="164" w:type="dxa"/>
-        <w:tblW w:type="pct" w:w="100%"/>
+        <w:tblLook w:firstRow="0" w:lastRow="0" w:firstColumn="0" w:lastColumn="0" w:noHBand="0" w:noVBand="0" w:val="0000"/>
       </w:tblPr>
       <w:tr>
         <w:trPr>
@@ -15355,7 +15366,7 @@
                     <a:graphicData uri="http://schemas.openxmlformats.org/drawingml/2006/picture">
                       <pic:pic>
                         <pic:nvPicPr>
-                          <pic:cNvPr descr="C:\Users\vijgia\AppData\Local\Programs\Quarto\share\formats\docx\tip.png" id="127" name="Picture"/>
+                          <pic:cNvPr descr="C:\Program Files\Quarto\share\formats\docx\tip.png" id="127" name="Picture"/>
                           <pic:cNvPicPr>
                             <a:picLocks noChangeArrowheads="1" noChangeAspect="1"/>
                           </pic:cNvPicPr>
@@ -15421,6 +15432,7 @@
               <w:t xml:space="preserve">This is an example of a callout with a custom title.</w:t>
             </w:r>
           </w:p>
+          <w:p/>
         </w:tc>
       </w:tr>
     </w:tbl>
@@ -15435,7 +15447,7 @@
     <w:tbl>
       <w:tblPr>
         <w:tblStyle w:val="Table"/>
-        <w:tblLook w:firstRow="0" w:lastRow="0" w:firstColumn="0" w:lastColumn="0" w:noHBand="0" w:noVBand="0" w:val="0000"/>
+        <w:tblInd w:w="164" w:type="dxa"/>
         <w:tblBorders>
           <w:left w:val="single" w:sz="24" w:space="0" w:color="909090"/>
         </w:tblBorders>
@@ -15443,8 +15455,11 @@
           <w:left w:w="0" w:type="dxa"/>
           <w:right w:w="0" w:type="dxa"/>
         </w:tblCellMar>
-        <w:tblInd w:w="164" w:type="dxa"/>
+        <w:tblLook w:firstRow="0" w:lastRow="0" w:firstColumn="0" w:lastColumn="0" w:noHBand="0" w:noVBand="0" w:val="0000"/>
       </w:tblPr>
+      <w:tblGrid>
+        <w:gridCol w:w="7920"/>
+      </w:tblGrid>
       <w:tr>
         <w:trPr>
           <w:cantSplit/>
@@ -15492,17 +15507,16 @@
         <w:tblStyle w:val="Table"/>
         <w:tblLook w:firstRow="0" w:lastRow="0" w:firstColumn="0" w:lastColumn="0" w:noHBand="0" w:noVBand="0" w:val="0000"/>
         <w:tblBorders>
+          <w:top w:val="single" w:sz="4" w:space="0" w:color="FC5300"/>
           <w:left w:val="single" w:sz="24" w:space="0" w:color="FC5300"/>
+          <w:bottom w:val="single" w:sz="4" w:space="0" w:color="FC5300"/>
           <w:right w:val="single" w:sz="4" w:space="0" w:color="FC5300"/>
-          <w:top w:val="single" w:sz="4" w:space="0" w:color="FC5300"/>
-          <w:bottom w:val="single" w:sz="4" w:space="0" w:color="FC5300"/>
         </w:tblBorders>
         <w:tblCellMar>
           <w:left w:w="144" w:type="dxa"/>
           <w:right w:w="144" w:type="dxa"/>
         </w:tblCellMar>
-        <w:tblInd w:w="164" w:type="dxa"/>
-        <w:tblW w:type="pct" w:w="100%"/>
+        <w:tblLook w:firstRow="0" w:lastRow="0" w:firstColumn="0" w:lastColumn="0" w:noHBand="0" w:noVBand="0" w:val="0000"/>
       </w:tblPr>
       <w:tr>
         <w:trPr>
@@ -15534,7 +15548,7 @@
                     <a:graphicData uri="http://schemas.openxmlformats.org/drawingml/2006/picture">
                       <pic:pic>
                         <pic:nvPicPr>
-                          <pic:cNvPr descr="C:\Users\vijgia\AppData\Local\Programs\Quarto\share\formats\docx\caution.png" id="131" name="Picture"/>
+                          <pic:cNvPr descr="C:\Program Files\Quarto\share\formats\docx\caution.png" id="131" name="Picture"/>
                           <pic:cNvPicPr>
                             <a:picLocks noChangeArrowheads="1" noChangeAspect="1"/>
                           </pic:cNvPicPr>
@@ -15642,18 +15656,19 @@
               <w:t xml:space="preserve">to make a collapsible callout that is expanded by default.</w:t>
             </w:r>
           </w:p>
+          <w:p/>
         </w:tc>
       </w:tr>
     </w:tbl>
     <w:bookmarkEnd w:id="132"/>
     <w:bookmarkEnd w:id="133"/>
     <w:sectPr>
-      <w:headerReference r:id="rId10" w:type="even"/>
-      <w:headerReference r:id="rId9" w:type="default"/>
-      <w:footerReference r:id="rId12" w:type="even"/>
-      <w:footerReference r:id="rId14" w:type="default"/>
-      <w:headerReference r:id="rId11" w:type="first"/>
-      <w:footerReference r:id="rId13" w:type="first"/>
+      <w:headerReference r:id="rId6" w:type="even"/>
+      <w:headerReference r:id="rId7" w:type="default"/>
+      <w:footerReference r:id="rId8" w:type="even"/>
+      <w:footerReference r:id="rId9" w:type="default"/>
+      <w:headerReference r:id="rId10" w:type="first"/>
+      <w:footerReference r:id="rId11" w:type="first"/>
       <w:pgSz w:h="16838" w:w="11906"/>
       <w:pgMar w:bottom="1440" w:footer="708" w:gutter="0" w:header="708" w:left="1440" w:right="1440" w:top="1440"/>
       <w:cols w:space="708"/>
